--- a/public/fun/forms/이력서_전기·설비기술_9_포트폴리오형.docx
+++ b/public/fun/forms/이력서_전기·설비기술_9_포트폴리오형.docx
@@ -561,7 +561,7 @@
           <w:color w:val="31363F"/>
           <w:sz w:val="22"/>
         </w:rPr>
-        <w:t>자격 · 면허</w:t>
+        <w:t>학력 · 교육</w:t>
       </w:r>
     </w:p>
     <w:tbl>
@@ -609,7 +609,7 @@
                 <w:color w:val="31363F"/>
                 <w:sz w:val="21"/>
               </w:rPr>
-              <w:t>자격명</w:t>
+              <w:t>학교 / 기관</w:t>
             </w:r>
             <w:r>
               <w:rPr>
@@ -617,7 +617,7 @@
                 <w:sz w:val="18"/>
               </w:rPr>
               <w:tab/>
-              <w:t>취득일</w:t>
+              <w:t>기 간</w:t>
             </w:r>
           </w:p>
           <w:p>
@@ -630,7 +630,7 @@
                 <w:color w:val="A9B0B8"/>
                 <w:sz w:val="18"/>
               </w:rPr>
-              <w:t>발급 기관 · 번 호</w:t>
+              <w:t>내 용</w:t>
             </w:r>
           </w:p>
         </w:tc>
@@ -686,7 +686,7 @@
                 <w:color w:val="31363F"/>
                 <w:sz w:val="21"/>
               </w:rPr>
-              <w:t>자격명</w:t>
+              <w:t>학교 / 기관</w:t>
             </w:r>
             <w:r>
               <w:rPr>
@@ -694,7 +694,7 @@
                 <w:sz w:val="18"/>
               </w:rPr>
               <w:tab/>
-              <w:t>취득일</w:t>
+              <w:t>기 간</w:t>
             </w:r>
           </w:p>
           <w:p>
@@ -707,7 +707,7 @@
                 <w:color w:val="A9B0B8"/>
                 <w:sz w:val="18"/>
               </w:rPr>
-              <w:t>발급 기관 · 번 호</w:t>
+              <w:t>내 용</w:t>
             </w:r>
           </w:p>
         </w:tc>
@@ -763,7 +763,7 @@
                 <w:color w:val="31363F"/>
                 <w:sz w:val="21"/>
               </w:rPr>
-              <w:t>자격명</w:t>
+              <w:t>학교 / 기관</w:t>
             </w:r>
             <w:r>
               <w:rPr>
@@ -771,7 +771,7 @@
                 <w:sz w:val="18"/>
               </w:rPr>
               <w:tab/>
-              <w:t>취득일</w:t>
+              <w:t>기 간</w:t>
             </w:r>
           </w:p>
           <w:p>
@@ -784,7 +784,7 @@
                 <w:color w:val="A9B0B8"/>
                 <w:sz w:val="18"/>
               </w:rPr>
-              <w:t>발급 기관 · 번 호</w:t>
+              <w:t>내 용</w:t>
             </w:r>
           </w:p>
         </w:tc>
@@ -1285,7 +1285,7 @@
           <w:color w:val="31363F"/>
           <w:sz w:val="22"/>
         </w:rPr>
-        <w:t>학력 · 교육</w:t>
+        <w:t>자격 · 면허</w:t>
       </w:r>
     </w:p>
     <w:tbl>
@@ -1333,7 +1333,7 @@
                 <w:color w:val="31363F"/>
                 <w:sz w:val="21"/>
               </w:rPr>
-              <w:t>학교 / 기관</w:t>
+              <w:t>자격명</w:t>
             </w:r>
             <w:r>
               <w:rPr>
@@ -1341,7 +1341,7 @@
                 <w:sz w:val="18"/>
               </w:rPr>
               <w:tab/>
-              <w:t>기 간</w:t>
+              <w:t>취득일</w:t>
             </w:r>
           </w:p>
           <w:p>
@@ -1354,7 +1354,7 @@
                 <w:color w:val="A9B0B8"/>
                 <w:sz w:val="18"/>
               </w:rPr>
-              <w:t>내 용</w:t>
+              <w:t>발급 기관 · 번 호</w:t>
             </w:r>
           </w:p>
         </w:tc>
@@ -1410,7 +1410,7 @@
                 <w:color w:val="31363F"/>
                 <w:sz w:val="21"/>
               </w:rPr>
-              <w:t>학교 / 기관</w:t>
+              <w:t>자격명</w:t>
             </w:r>
             <w:r>
               <w:rPr>
@@ -1418,7 +1418,7 @@
                 <w:sz w:val="18"/>
               </w:rPr>
               <w:tab/>
-              <w:t>기 간</w:t>
+              <w:t>취득일</w:t>
             </w:r>
           </w:p>
           <w:p>
@@ -1431,7 +1431,7 @@
                 <w:color w:val="A9B0B8"/>
                 <w:sz w:val="18"/>
               </w:rPr>
-              <w:t>내 용</w:t>
+              <w:t>발급 기관 · 번 호</w:t>
             </w:r>
           </w:p>
         </w:tc>
@@ -1487,7 +1487,7 @@
                 <w:color w:val="31363F"/>
                 <w:sz w:val="21"/>
               </w:rPr>
-              <w:t>학교 / 기관</w:t>
+              <w:t>자격명</w:t>
             </w:r>
             <w:r>
               <w:rPr>
@@ -1495,7 +1495,7 @@
                 <w:sz w:val="18"/>
               </w:rPr>
               <w:tab/>
-              <w:t>기 간</w:t>
+              <w:t>취득일</w:t>
             </w:r>
           </w:p>
           <w:p>
@@ -1508,7 +1508,7 @@
                 <w:color w:val="A9B0B8"/>
                 <w:sz w:val="18"/>
               </w:rPr>
-              <w:t>내 용</w:t>
+              <w:t>발급 기관 · 번 호</w:t>
             </w:r>
           </w:p>
         </w:tc>

--- a/public/fun/forms/이력서_전기·설비기술_9_포트폴리오형.docx
+++ b/public/fun/forms/이력서_전기·설비기술_9_포트폴리오형.docx
@@ -1782,7 +1782,7 @@
                 <w:color w:val="575E6B"/>
                 <w:sz w:val="19"/>
               </w:rPr>
-              <w:t>2020~현재 · ○○빌딩 전기실 상주(수전 1,500kVA) · 정기 점검 월 4회, 정전 사고 0건</w:t>
+              <w:t>기간 입력 · ○○빌딩 전기실 상주(수전 1,500kVA) · 정기 점검 월 4회, 정전 사고 0건</w:t>
             </w:r>
           </w:p>
         </w:tc>
